--- a/flow/20230914_vu_template/drafts/2023-11-g/18-СБ-мчч.Платона і Романа.docx
+++ b/flow/20230914_vu_template/drafts/2023-11-g/18-СБ-мчч.Платона і Романа.docx
@@ -5764,95 +5764,6 @@
       </w:r>
     </w:p>
     <w:p>
-      <w:pPr>
-        <w:spacing w:after="120" w:lineRule="auto"/>
-        <w:jc w:val="both"/>
-        <w:rPr>
-          <w:rFonts w:ascii="Times New Roman" w:cs="Times New Roman" w:eastAsia="Times New Roman" w:hAnsi="Times New Roman"/>
-          <w:sz w:val="24"/>
-          <w:szCs w:val="24"/>
-        </w:rPr>
-      </w:pPr>
-      <w:r>
-        <w:rPr>
-          <w:rtl w:val="0"/>
-        </w:rPr>
-      </w:r>
-    </w:p>
-    <w:p>
-      <w:pPr>
-        <w:spacing w:after="120" w:lineRule="auto"/>
-        <w:jc w:val="both"/>
-        <w:rPr>
-          <w:rFonts w:ascii="Times New Roman" w:cs="Times New Roman" w:eastAsia="Times New Roman" w:hAnsi="Times New Roman"/>
-          <w:sz w:val="24"/>
-          <w:szCs w:val="24"/>
-        </w:rPr>
-      </w:pPr>
-      <w:r>
-        <w:rPr>
-          <w:rFonts w:ascii="Times New Roman" w:cs="Times New Roman" w:eastAsia="Times New Roman" w:hAnsi="Times New Roman"/>
-          <w:i w:val="1"/>
-          <w:color w:val="ff0000"/>
-          <w:sz w:val="24"/>
-          <w:szCs w:val="24"/>
-          <w:rtl w:val="0"/>
-        </w:rPr>
-        <w:t xml:space="preserve">тропар</w:t>
-      </w:r>
-      <w:r>
-        <w:rPr>
-          <w:rtl w:val="0"/>
-        </w:rPr>
-      </w:r>
-    </w:p>
-    <w:p>
-      <w:pPr>
-        <w:spacing w:after="120" w:lineRule="auto"/>
-        <w:jc w:val="both"/>
-        <w:rPr>
-          <w:rFonts w:ascii="Times New Roman" w:cs="Times New Roman" w:eastAsia="Times New Roman" w:hAnsi="Times New Roman"/>
-          <w:sz w:val="24"/>
-          <w:szCs w:val="24"/>
-        </w:rPr>
-      </w:pPr>
-      <w:r>
-        <w:rPr>
-          <w:rFonts w:ascii="Times New Roman" w:cs="Times New Roman" w:eastAsia="Times New Roman" w:hAnsi="Times New Roman"/>
-          <w:b w:val="1"/>
-          <w:sz w:val="24"/>
-          <w:szCs w:val="24"/>
-          <w:rtl w:val="0"/>
-        </w:rPr>
-        <w:t xml:space="preserve">Слава: і нині:</w:t>
-      </w:r>
-      <w:r>
-        <w:rPr>
-          <w:rFonts w:ascii="Times New Roman" w:cs="Times New Roman" w:eastAsia="Times New Roman" w:hAnsi="Times New Roman"/>
-          <w:sz w:val="24"/>
-          <w:szCs w:val="24"/>
-          <w:rtl w:val="0"/>
-        </w:rPr>
-        <w:t xml:space="preserve"> </w:t>
-      </w:r>
-    </w:p>
-    <w:p>
-      <w:pPr>
-        <w:spacing w:after="120" w:lineRule="auto"/>
-        <w:jc w:val="both"/>
-        <w:rPr>
-          <w:rFonts w:ascii="Times New Roman" w:cs="Times New Roman" w:eastAsia="Times New Roman" w:hAnsi="Times New Roman"/>
-          <w:sz w:val="24"/>
-          <w:szCs w:val="24"/>
-        </w:rPr>
-      </w:pPr>
-      <w:r>
-        <w:rPr>
-          <w:rtl w:val="0"/>
-        </w:rPr>
-      </w:r>
-    </w:p>
-    <w:p>
       <w:pPr/>
       <w:r>
         <w:rPr>
@@ -5882,7 +5793,9 @@
       <w:pPr/>
       <w:r>
         <w:rPr>
+          <w:rFonts w:ascii="Times New Roman" w:hAnsi="Times New Roman"/>
           <w:b/>
+          <w:sz w:val="24"/>
         </w:rPr>
         <w:t xml:space="preserve">Слава, і нині: </w:t>
       </w:r>
@@ -5890,6 +5803,9 @@
         <w:rPr/>
         <w:t>богородичний</w:t>
       </w:r>
+    </w:p>
+    <w:p>
+      <w:pPr/>
     </w:p>
     <w:p>
       <w:pPr>
@@ -11210,138 +11126,6 @@
       </w:r>
     </w:p>
     <w:p>
-      <w:pPr>
-        <w:spacing w:after="120" w:lineRule="auto"/>
-        <w:jc w:val="both"/>
-        <w:rPr>
-          <w:rFonts w:ascii="Times New Roman" w:cs="Times New Roman" w:eastAsia="Times New Roman" w:hAnsi="Times New Roman"/>
-          <w:b w:val="1"/>
-          <w:sz w:val="24"/>
-          <w:szCs w:val="24"/>
-        </w:rPr>
-      </w:pPr>
-      <w:r>
-        <w:rPr>
-          <w:rtl w:val="0"/>
-        </w:rPr>
-      </w:r>
-    </w:p>
-    <w:p>
-      <w:pPr>
-        <w:spacing w:after="120" w:lineRule="auto"/>
-        <w:jc w:val="both"/>
-        <w:rPr>
-          <w:rFonts w:ascii="Times New Roman" w:cs="Times New Roman" w:eastAsia="Times New Roman" w:hAnsi="Times New Roman"/>
-          <w:i w:val="1"/>
-          <w:sz w:val="24"/>
-          <w:szCs w:val="24"/>
-        </w:rPr>
-      </w:pPr>
-      <w:r>
-        <w:rPr>
-          <w:rFonts w:ascii="Times New Roman" w:cs="Times New Roman" w:eastAsia="Times New Roman" w:hAnsi="Times New Roman"/>
-          <w:b w:val="1"/>
-          <w:sz w:val="24"/>
-          <w:szCs w:val="24"/>
-          <w:rtl w:val="0"/>
-        </w:rPr>
-        <w:t xml:space="preserve">Слава: </w:t>
-      </w:r>
-      <w:r>
-        <w:rPr>
-          <w:rtl w:val="0"/>
-        </w:rPr>
-      </w:r>
-    </w:p>
-    <w:p>
-      <w:pPr>
-        <w:spacing w:after="120" w:lineRule="auto"/>
-        <w:jc w:val="both"/>
-        <w:rPr>
-          <w:rFonts w:ascii="Times New Roman" w:cs="Times New Roman" w:eastAsia="Times New Roman" w:hAnsi="Times New Roman"/>
-          <w:sz w:val="24"/>
-          <w:szCs w:val="24"/>
-        </w:rPr>
-      </w:pPr>
-      <w:r>
-        <w:rPr>
-          <w:rFonts w:ascii="Times New Roman" w:cs="Times New Roman" w:eastAsia="Times New Roman" w:hAnsi="Times New Roman"/>
-          <w:b w:val="1"/>
-          <w:sz w:val="24"/>
-          <w:szCs w:val="24"/>
-          <w:rtl w:val="0"/>
-        </w:rPr>
-        <w:t xml:space="preserve">І нині:</w:t>
-      </w:r>
-      <w:r>
-        <w:rPr>
-          <w:rFonts w:ascii="Times New Roman" w:cs="Times New Roman" w:eastAsia="Times New Roman" w:hAnsi="Times New Roman"/>
-          <w:sz w:val="24"/>
-          <w:szCs w:val="24"/>
-          <w:rtl w:val="0"/>
-        </w:rPr>
-        <w:t xml:space="preserve"> </w:t>
-      </w:r>
-    </w:p>
-    <w:p>
-      <w:pPr>
-        <w:spacing w:after="120" w:lineRule="auto"/>
-        <w:jc w:val="both"/>
-        <w:rPr>
-          <w:rFonts w:ascii="Times New Roman" w:cs="Times New Roman" w:eastAsia="Times New Roman" w:hAnsi="Times New Roman"/>
-          <w:sz w:val="24"/>
-          <w:szCs w:val="24"/>
-        </w:rPr>
-      </w:pPr>
-      <w:r>
-        <w:rPr>
-          <w:rtl w:val="0"/>
-        </w:rPr>
-      </w:r>
-    </w:p>
-    <w:p>
-      <w:pPr>
-        <w:spacing w:after="120" w:lineRule="auto"/>
-        <w:jc w:val="both"/>
-        <w:rPr>
-          <w:rFonts w:ascii="Times New Roman" w:cs="Times New Roman" w:eastAsia="Times New Roman" w:hAnsi="Times New Roman"/>
-          <w:i w:val="1"/>
-          <w:color w:val="ff0000"/>
-          <w:sz w:val="24"/>
-          <w:szCs w:val="24"/>
-        </w:rPr>
-      </w:pPr>
-      <w:r>
-        <w:rPr>
-          <w:rFonts w:ascii="Times New Roman" w:cs="Times New Roman" w:eastAsia="Times New Roman" w:hAnsi="Times New Roman"/>
-          <w:i w:val="1"/>
-          <w:color w:val="ff0000"/>
-          <w:sz w:val="24"/>
-          <w:szCs w:val="24"/>
-          <w:rtl w:val="0"/>
-        </w:rPr>
-        <w:t xml:space="preserve">По тропарях читає читець чергову катизму, після якої диякон перед св. дверми виголошує:</w:t>
-      </w:r>
-    </w:p>
-    <w:p>
-      <w:pPr>
-        <w:spacing w:after="120" w:lineRule="auto"/>
-        <w:jc w:val="both"/>
-        <w:rPr>
-          <w:rFonts w:ascii="Times New Roman" w:cs="Times New Roman" w:eastAsia="Times New Roman" w:hAnsi="Times New Roman"/>
-          <w:i w:val="1"/>
-          <w:color w:val="000000"/>
-          <w:sz w:val="24"/>
-          <w:szCs w:val="24"/>
-        </w:rPr>
-      </w:pPr>
-      <w:r>
-        <w:rPr>
-          <w:rtl w:val="0"/>
-        </w:rPr>
-      </w:r>
-    </w:p>
-    <w:p>
       <w:pPr/>
       <w:r>
         <w:rPr>
@@ -11371,7 +11155,9 @@
       <w:pPr/>
       <w:r>
         <w:rPr>
+          <w:rFonts w:ascii="Times New Roman" w:hAnsi="Times New Roman"/>
           <w:b/>
+          <w:sz w:val="24"/>
         </w:rPr>
         <w:t xml:space="preserve">Слава, і нині: </w:t>
       </w:r>
@@ -11379,6 +11165,9 @@
         <w:rPr/>
         <w:t>богородичний</w:t>
       </w:r>
+    </w:p>
+    <w:p>
+      <w:pPr/>
     </w:p>
     <w:p>
       <w:pPr>
@@ -17422,38 +17211,6 @@
       </w:r>
     </w:p>
     <w:p>
-      <w:pPr>
-        <w:spacing w:after="120" w:lineRule="auto"/>
-        <w:jc w:val="both"/>
-        <w:rPr>
-          <w:rFonts w:ascii="Times New Roman" w:cs="Times New Roman" w:eastAsia="Times New Roman" w:hAnsi="Times New Roman"/>
-          <w:sz w:val="24"/>
-          <w:szCs w:val="24"/>
-        </w:rPr>
-      </w:pPr>
-      <w:r>
-        <w:rPr>
-          <w:rtl w:val="0"/>
-        </w:rPr>
-      </w:r>
-    </w:p>
-    <w:p>
-      <w:pPr>
-        <w:spacing w:after="120" w:lineRule="auto"/>
-        <w:jc w:val="both"/>
-        <w:rPr>
-          <w:rFonts w:ascii="Times New Roman" w:cs="Times New Roman" w:eastAsia="Times New Roman" w:hAnsi="Times New Roman"/>
-          <w:sz w:val="24"/>
-          <w:szCs w:val="24"/>
-        </w:rPr>
-      </w:pPr>
-      <w:r>
-        <w:rPr>
-          <w:rtl w:val="0"/>
-        </w:rPr>
-      </w:r>
-    </w:p>
-    <w:p>
       <w:pPr/>
       <w:r>
         <w:rPr>
@@ -17483,7 +17240,9 @@
       <w:pPr/>
       <w:r>
         <w:rPr>
+          <w:rFonts w:ascii="Times New Roman" w:hAnsi="Times New Roman"/>
           <w:b/>
+          <w:sz w:val="24"/>
         </w:rPr>
         <w:t xml:space="preserve">Слава, і нині: </w:t>
       </w:r>
@@ -17491,6 +17250,9 @@
         <w:rPr/>
         <w:t>богородичний</w:t>
       </w:r>
+    </w:p>
+    <w:p>
+      <w:pPr/>
     </w:p>
     <w:p>
       <w:pPr>

--- a/flow/20230914_vu_template/drafts/2023-11-g/18-СБ-мчч.Платона і Романа.docx
+++ b/flow/20230914_vu_template/drafts/2023-11-g/18-СБ-мчч.Платона і Романа.docx
@@ -5764,7 +5764,9 @@
       </w:r>
     </w:p>
     <w:p>
-      <w:pPr/>
+      <w:pPr>
+        <w:pStyle w:val="a"/>
+      </w:pPr>
       <w:r>
         <w:rPr>
           <w:rFonts w:ascii="Times New Roman" w:hAnsi="Times New Roman"/>
@@ -5790,7 +5792,9 @@
       </w:r>
     </w:p>
     <w:p>
-      <w:pPr/>
+      <w:pPr>
+        <w:pStyle w:val="a"/>
+      </w:pPr>
       <w:r>
         <w:rPr>
           <w:rFonts w:ascii="Times New Roman" w:hAnsi="Times New Roman"/>
@@ -5800,12 +5804,68 @@
         <w:t xml:space="preserve">Слава, і нині: </w:t>
       </w:r>
       <w:r>
-        <w:rPr/>
-        <w:t>богородичний</w:t>
-      </w:r>
-    </w:p>
-    <w:p>
-      <w:pPr/>
+        <w:rPr>
+          <w:rFonts w:ascii="Times New Roman" w:hAnsi="Times New Roman"/>
+          <w:i/>
+          <w:color w:val="FF0000"/>
+          <w:sz w:val="24"/>
+        </w:rPr>
+        <w:t xml:space="preserve">Богородичний (г. 4): </w:t>
+      </w:r>
+      <w:r>
+        <w:rPr>
+          <w:rFonts w:ascii="Times New Roman" w:hAnsi="Times New Roman"/>
+          <w:sz w:val="24"/>
+        </w:rPr>
+        <w:t xml:space="preserve">Таємниця споконвіку закрита й ангелам незнана:* через тебе, Богородице, Бог землянам появився,* прийнявши в </w:t>
+      </w:r>
+      <w:r>
+        <w:rPr>
+          <w:rFonts w:ascii="Times New Roman" w:hAnsi="Times New Roman"/>
+          <w:sz w:val="24"/>
+        </w:rPr>
+        <w:t>незлитній</w:t>
+      </w:r>
+      <w:r>
+        <w:rPr>
+          <w:rFonts w:ascii="Times New Roman" w:hAnsi="Times New Roman"/>
+          <w:sz w:val="24"/>
+        </w:rPr>
+        <w:t xml:space="preserve"> сполуці тіло* і витерпівши задля нас добровільно хрест;* ним він воскресив </w:t>
+      </w:r>
+      <w:r>
+        <w:rPr>
+          <w:rFonts w:ascii="Times New Roman" w:hAnsi="Times New Roman"/>
+          <w:sz w:val="24"/>
+        </w:rPr>
+        <w:t>первоствореного</w:t>
+      </w:r>
+      <w:r>
+        <w:rPr>
+          <w:rFonts w:ascii="Times New Roman" w:hAnsi="Times New Roman"/>
+          <w:sz w:val="24"/>
+        </w:rPr>
+        <w:t xml:space="preserve">* і спас від </w:t>
+      </w:r>
+      <w:r>
+        <w:rPr>
+          <w:rFonts w:ascii="Times New Roman" w:hAnsi="Times New Roman"/>
+          <w:sz w:val="24"/>
+        </w:rPr>
+        <w:t>смерти</w:t>
+      </w:r>
+      <w:r>
+        <w:rPr>
+          <w:rFonts w:ascii="Times New Roman" w:hAnsi="Times New Roman"/>
+          <w:sz w:val="24"/>
+        </w:rPr>
+        <w:t xml:space="preserve"> душі наші.</w:t>
+      </w:r>
+    </w:p>
+    <w:p>
+      <w:pPr>
+        <w:pStyle w:val="a"/>
+      </w:pPr>
     </w:p>
     <w:p>
       <w:pPr>
@@ -11126,7 +11186,9 @@
       </w:r>
     </w:p>
     <w:p>
-      <w:pPr/>
+      <w:pPr>
+        <w:pStyle w:val="a"/>
+      </w:pPr>
       <w:r>
         <w:rPr>
           <w:rFonts w:ascii="Times New Roman" w:hAnsi="Times New Roman"/>
@@ -11152,7 +11214,9 @@
       </w:r>
     </w:p>
     <w:p>
-      <w:pPr/>
+      <w:pPr>
+        <w:pStyle w:val="a"/>
+      </w:pPr>
       <w:r>
         <w:rPr>
           <w:rFonts w:ascii="Times New Roman" w:hAnsi="Times New Roman"/>
@@ -11162,12 +11226,40 @@
         <w:t xml:space="preserve">Слава, і нині: </w:t>
       </w:r>
       <w:r>
-        <w:rPr/>
-        <w:t>богородичний</w:t>
-      </w:r>
-    </w:p>
-    <w:p>
-      <w:pPr/>
+        <w:rPr>
+          <w:rFonts w:ascii="Times New Roman" w:hAnsi="Times New Roman"/>
+          <w:i/>
+          <w:color w:val="FF0000"/>
+          <w:sz w:val="24"/>
+        </w:rPr>
+        <w:t xml:space="preserve">Богородичний (г. 4): </w:t>
+      </w:r>
+      <w:r>
+        <w:rPr>
+          <w:rFonts w:ascii="Times New Roman" w:hAnsi="Times New Roman"/>
+          <w:sz w:val="24"/>
+        </w:rPr>
+        <w:t xml:space="preserve">Тебе величаємо, Богородице, промовляючи:* Ти ота гора, від якої несказанно відколовся камінь* і зруйнував </w:t>
+      </w:r>
+      <w:r>
+        <w:rPr>
+          <w:rFonts w:ascii="Times New Roman" w:hAnsi="Times New Roman"/>
+          <w:sz w:val="24"/>
+        </w:rPr>
+        <w:t>адські</w:t>
+      </w:r>
+      <w:r>
+        <w:rPr>
+          <w:rFonts w:ascii="Times New Roman" w:hAnsi="Times New Roman"/>
+          <w:sz w:val="24"/>
+        </w:rPr>
+        <w:t xml:space="preserve"> брами.</w:t>
+      </w:r>
+    </w:p>
+    <w:p>
+      <w:pPr>
+        <w:pStyle w:val="a"/>
+      </w:pPr>
     </w:p>
     <w:p>
       <w:pPr>
@@ -17211,7 +17303,9 @@
       </w:r>
     </w:p>
     <w:p>
-      <w:pPr/>
+      <w:pPr>
+        <w:pStyle w:val="a"/>
+      </w:pPr>
       <w:r>
         <w:rPr>
           <w:rFonts w:ascii="Times New Roman" w:hAnsi="Times New Roman"/>
@@ -17237,7 +17331,9 @@
       </w:r>
     </w:p>
     <w:p>
-      <w:pPr/>
+      <w:pPr>
+        <w:pStyle w:val="a"/>
+      </w:pPr>
       <w:r>
         <w:rPr>
           <w:rFonts w:ascii="Times New Roman" w:hAnsi="Times New Roman"/>
@@ -17247,12 +17343,40 @@
         <w:t xml:space="preserve">Слава, і нині: </w:t>
       </w:r>
       <w:r>
-        <w:rPr/>
-        <w:t>богородичний</w:t>
-      </w:r>
-    </w:p>
-    <w:p>
-      <w:pPr/>
+        <w:rPr>
+          <w:rFonts w:ascii="Times New Roman" w:hAnsi="Times New Roman"/>
+          <w:i/>
+          <w:color w:val="FF0000"/>
+          <w:sz w:val="24"/>
+        </w:rPr>
+        <w:t xml:space="preserve">Богородичний (г. 4): </w:t>
+      </w:r>
+      <w:r>
+        <w:rPr>
+          <w:rFonts w:ascii="Times New Roman" w:hAnsi="Times New Roman"/>
+          <w:sz w:val="24"/>
+        </w:rPr>
+        <w:t xml:space="preserve">Тебе величаємо, Богородице, промовляючи:* Ти ота гора, від якої несказанно відколовся камінь* і зруйнував </w:t>
+      </w:r>
+      <w:r>
+        <w:rPr>
+          <w:rFonts w:ascii="Times New Roman" w:hAnsi="Times New Roman"/>
+          <w:sz w:val="24"/>
+        </w:rPr>
+        <w:t>адські</w:t>
+      </w:r>
+      <w:r>
+        <w:rPr>
+          <w:rFonts w:ascii="Times New Roman" w:hAnsi="Times New Roman"/>
+          <w:sz w:val="24"/>
+        </w:rPr>
+        <w:t xml:space="preserve"> брами.</w:t>
+      </w:r>
+    </w:p>
+    <w:p>
+      <w:pPr>
+        <w:pStyle w:val="a"/>
+      </w:pPr>
     </w:p>
     <w:p>
       <w:pPr>
